--- a/EXERCICES/LOT GP - Geometrie parametrique/GP-02/GP-02_fiche.docx
+++ b/EXERCICES/LOT GP - Geometrie parametrique/GP-02/GP-02_fiche.docx
@@ -724,7 +724,7 @@
                 <w:rFonts w:ascii="Calibri" w:hAnsi="Calibri"/>
                 <w:sz w:val="22"/>
               </w:rPr>
-              <w:t>L'escalier fait 1 100 mm de large, avec un giron de 280 mm et une paillasse de 150 mm d'épaisseur. Pour une hauteur d'étage de 2 700 mm et des marches de 175 mm, produisez le volume de béton, en mètres cubes.</w:t>
+              <w:t>L'escalier est massif, 1 100 mm de large, giron de 280 mm. Pour une hauteur d'étage de 2 700 mm et une hauteur de marche visée de 175 mm, produisez le volume de béton, en mètres cubes.</w:t>
             </w:r>
           </w:p>
         </w:tc>
@@ -734,6 +734,61 @@
       <w:pPr>
         <w:spacing w:after="0"/>
       </w:pPr>
+    </w:p>
+    <w:p>
+      <w:pPr>
+        <w:spacing w:before="80" w:after="40"/>
+        <w:jc w:val="center"/>
+      </w:pPr>
+      <w:r>
+        <w:drawing>
+          <wp:inline xmlns:a="http://schemas.openxmlformats.org/drawingml/2006/main" xmlns:pic="http://schemas.openxmlformats.org/drawingml/2006/picture">
+            <wp:extent cx="5903999" cy="1972572"/>
+            <wp:docPr id="1" name="Picture 1"/>
+            <wp:cNvGraphicFramePr>
+              <a:graphicFrameLocks noChangeAspect="1"/>
+            </wp:cNvGraphicFramePr>
+            <a:graphic>
+              <a:graphicData uri="http://schemas.openxmlformats.org/drawingml/2006/picture">
+                <pic:pic>
+                  <pic:nvPicPr>
+                    <pic:cNvPr id="0" name="GP-02_canvas_sujet.png"/>
+                    <pic:cNvPicPr/>
+                  </pic:nvPicPr>
+                  <pic:blipFill>
+                    <a:blip r:embed="rId10"/>
+                    <a:stretch>
+                      <a:fillRect/>
+                    </a:stretch>
+                  </pic:blipFill>
+                  <pic:spPr>
+                    <a:xfrm>
+                      <a:off x="0" y="0"/>
+                      <a:ext cx="5903999" cy="1972572"/>
+                    </a:xfrm>
+                    <a:prstGeom prst="rect"/>
+                  </pic:spPr>
+                </pic:pic>
+              </a:graphicData>
+            </a:graphic>
+          </wp:inline>
+        </w:drawing>
+      </w:r>
+    </w:p>
+    <w:p>
+      <w:pPr>
+        <w:spacing w:after="160"/>
+        <w:jc w:val="center"/>
+      </w:pPr>
+      <w:r>
+        <w:rPr>
+          <w:rFonts w:ascii="Calibri" w:hAnsi="Calibri"/>
+          <w:i/>
+          <w:color w:val="444A52"/>
+          <w:sz w:val="18"/>
+        </w:rPr>
+        <w:t>Le canvas à l'ouverture de GP-02_sujet.gh : les données fournies et le paramètre REPONSE.</w:t>
+      </w:r>
     </w:p>
     <w:p>
       <w:pPr>
@@ -788,7 +843,7 @@
           <w:i w:val="0"/>
           <w:sz w:val="21"/>
         </w:rPr>
-        <w:t>Le volume de béton, en mètres cubes, à 0,001 près.</w:t>
+        <w:t>6,653 m³ — le volume de béton de l'escalier massif, à 0,001 près.</w:t>
       </w:r>
     </w:p>
     <w:p>
@@ -912,6 +967,61 @@
     </w:p>
     <w:p>
       <w:pPr>
+        <w:spacing w:before="80" w:after="40"/>
+        <w:jc w:val="center"/>
+      </w:pPr>
+      <w:r>
+        <w:drawing>
+          <wp:inline xmlns:a="http://schemas.openxmlformats.org/drawingml/2006/main" xmlns:pic="http://schemas.openxmlformats.org/drawingml/2006/picture">
+            <wp:extent cx="5903999" cy="5339723"/>
+            <wp:docPr id="2" name="Picture 2"/>
+            <wp:cNvGraphicFramePr>
+              <a:graphicFrameLocks noChangeAspect="1"/>
+            </wp:cNvGraphicFramePr>
+            <a:graphic>
+              <a:graphicData uri="http://schemas.openxmlformats.org/drawingml/2006/picture">
+                <pic:pic>
+                  <pic:nvPicPr>
+                    <pic:cNvPr id="0" name="GP-02_canvas_corrige.png"/>
+                    <pic:cNvPicPr/>
+                  </pic:nvPicPr>
+                  <pic:blipFill>
+                    <a:blip r:embed="rId11"/>
+                    <a:stretch>
+                      <a:fillRect/>
+                    </a:stretch>
+                  </pic:blipFill>
+                  <pic:spPr>
+                    <a:xfrm>
+                      <a:off x="0" y="0"/>
+                      <a:ext cx="5903999" cy="5339723"/>
+                    </a:xfrm>
+                    <a:prstGeom prst="rect"/>
+                  </pic:spPr>
+                </pic:pic>
+              </a:graphicData>
+            </a:graphic>
+          </wp:inline>
+        </w:drawing>
+      </w:r>
+    </w:p>
+    <w:p>
+      <w:pPr>
+        <w:spacing w:after="160"/>
+        <w:jc w:val="center"/>
+      </w:pPr>
+      <w:r>
+        <w:rPr>
+          <w:rFonts w:ascii="Calibri" w:hAnsi="Calibri"/>
+          <w:i/>
+          <w:color w:val="444A52"/>
+          <w:sz w:val="18"/>
+        </w:rPr>
+        <w:t>La zone corrigé. Elle est autonome : les données fournies y sont recopiées, aucun câble ne la relie à la zone sujet.</w:t>
+      </w:r>
+    </w:p>
+    <w:p>
+      <w:pPr>
         <w:spacing w:before="200" w:after="60"/>
       </w:pPr>
       <w:r>
@@ -1009,7 +1119,7 @@
           <w:rFonts w:ascii="Calibri" w:hAnsi="Calibri"/>
           <w:sz w:val="21"/>
         </w:rPr>
-        <w:t>Construire la paillasse et les marches, les réunir en un solide unique.</w:t>
+        <w:t>Chaque marche est un bloc de giron × largeur × sa hauteur cumulée : la première monte d'une hauteur, la quinzième de quinze.</w:t>
       </w:r>
     </w:p>
     <w:p>
@@ -1092,7 +1202,7 @@
                 <w:rFonts w:ascii="Calibri" w:hAnsi="Calibri"/>
                 <w:sz w:val="20"/>
               </w:rPr>
-              <w:t>Prendre 2 700 ÷ 175 = 15,43 marches et arrondir au plus proche. Un escalier a un nombre entier de contremarches, et c'est la hauteur de marche qui s'ajuste, pas la hauteur d'étage. Arrondir la marche au lieu du compte donne un escalier qui n'arrive pas au niveau.</w:t>
+              <w:t>Garder 175 mm comme hauteur de marche réelle. 2 700 ÷ 175 vaut 15,43 : le nombre de contremarches s'arrondit à 15, et c'est alors la HAUTEUR qui se recale, à 180 mm. Conserver 175 mm donne un escalier de 2 625 mm qui n'atteint pas l'étage — de trois quarts de marche.</w:t>
             </w:r>
           </w:p>
         </w:tc>
@@ -1127,7 +1237,7 @@
           <w:rFonts w:ascii="Calibri" w:hAnsi="Calibri"/>
           <w:sz w:val="21"/>
         </w:rPr>
-        <w:t>•  Réunir les volumes sans booléenne : les recouvrements sont comptés deux fois.</w:t>
+        <w:t>•  Prendre la hauteur de marche comme hauteur de chaque bloc : on obtient le volume d'une seule assise, pas de l'escalier.</w:t>
       </w:r>
     </w:p>
     <w:p>
@@ -1168,7 +1278,7 @@
           <w:i w:val="0"/>
           <w:sz w:val="21"/>
         </w:rPr>
-        <w:t>Series, Rectangle, Extrude, Solid Union, Volume, Panel</w:t>
+        <w:t>Round, Division, Series, Multiplication, Mass Addition, Panel</w:t>
       </w:r>
     </w:p>
     <w:p>

--- a/EXERCICES/LOT GP - Geometrie parametrique/GP-02/GP-02_fiche.docx
+++ b/EXERCICES/LOT GP - Geometrie parametrique/GP-02/GP-02_fiche.docx
@@ -545,7 +545,7 @@
                 <w:b w:val="0"/>
                 <w:sz w:val="19"/>
               </w:rPr>
-              <w:t>v0.3-260826 — Ind. B — 26/08/2026</w:t>
+              <w:t>v0.4-260901 — Ind. B — 26/08/2026</w:t>
             </w:r>
           </w:p>
         </w:tc>
@@ -1466,7 +1466,7 @@
         <w:color w:val="444A52"/>
         <w:sz w:val="16"/>
       </w:rPr>
-      <w:t>Magpie · GP-02 — Un modèle paramétrique de bout en bout · v0.3-260826 Ind. B</w:t>
+      <w:t>Magpie · GP-02 — Un modèle paramétrique de bout en bout · v0.4-260901 Ind. B</w:t>
     </w:r>
   </w:p>
 </w:ftr>

--- a/EXERCICES/LOT GP - Geometrie parametrique/GP-02/GP-02_fiche.docx
+++ b/EXERCICES/LOT GP - Geometrie parametrique/GP-02/GP-02_fiche.docx
@@ -545,7 +545,7 @@
                 <w:b w:val="0"/>
                 <w:sz w:val="19"/>
               </w:rPr>
-              <w:t>v0.4-260901 — Ind. B — 26/08/2026</w:t>
+              <w:t>v0.5-260902 — Ind. C — 01/09/2026</w:t>
             </w:r>
           </w:p>
         </w:tc>
@@ -1466,7 +1466,7 @@
         <w:color w:val="444A52"/>
         <w:sz w:val="16"/>
       </w:rPr>
-      <w:t>Magpie · GP-02 — Un modèle paramétrique de bout en bout · v0.4-260901 Ind. B</w:t>
+      <w:t>Magpie · GP-02 — Un modèle paramétrique de bout en bout · v0.5-260902 Ind. C</w:t>
     </w:r>
   </w:p>
 </w:ftr>

--- a/EXERCICES/LOT GP - Geometrie parametrique/GP-02/GP-02_fiche.docx
+++ b/EXERCICES/LOT GP - Geometrie parametrique/GP-02/GP-02_fiche.docx
@@ -1334,6 +1334,61 @@
           <w:color w:val="444A52"/>
           <w:sz w:val="22"/>
         </w:rPr>
+        <w:t>Limite de la correction automatique</w:t>
+      </w:r>
+    </w:p>
+    <w:tbl>
+      <w:tblPr>
+        <w:tblW w:type="auto" w:w="0"/>
+        <w:jc w:val="center"/>
+        <w:tblLook w:firstColumn="1" w:firstRow="1" w:lastColumn="0" w:lastRow="0" w:noHBand="0" w:noVBand="1" w:val="04A0"/>
+      </w:tblPr>
+      <w:tblGrid>
+        <w:gridCol w:w="9298"/>
+      </w:tblGrid>
+      <w:tr>
+        <w:tc>
+          <w:tcPr>
+            <w:tcW w:type="dxa" w:w="9298"/>
+            <w:shd w:val="clear" w:fill="FDF3D6"/>
+            <w:tcBorders>
+              <w:top w:val="single" w:sz="6" w:color="BFC7D1"/>
+              <w:left w:val="single" w:sz="6" w:color="BFC7D1"/>
+              <w:bottom w:val="single" w:sz="6" w:color="BFC7D1"/>
+              <w:right w:val="single" w:sz="6" w:color="BFC7D1"/>
+            </w:tcBorders>
+          </w:tcPr>
+          <w:p>
+            <w:pPr>
+              <w:spacing w:before="120" w:after="120"/>
+            </w:pPr>
+            <w:r>
+              <w:rPr>
+                <w:rFonts w:ascii="Calibri" w:hAnsi="Calibri"/>
+                <w:sz w:val="20"/>
+              </w:rPr>
+              <w:t>6,653 m³ est le volume GÉOMÉTRIQUE de l'escalier massif. Le béton réellement commandé s'y ajoute des pertes de coffrage et de reprise — de 3 à 8 % selon l'ouvrage — que ce modèle n'anticipe pas.</w:t>
+            </w:r>
+          </w:p>
+        </w:tc>
+      </w:tr>
+    </w:tbl>
+    <w:p>
+      <w:pPr>
+        <w:spacing w:after="0"/>
+      </w:pPr>
+    </w:p>
+    <w:p>
+      <w:pPr>
+        <w:spacing w:before="200" w:after="60"/>
+      </w:pPr>
+      <w:r>
+        <w:rPr>
+          <w:rFonts w:ascii="Calibri" w:hAnsi="Calibri"/>
+          <w:b/>
+          <w:color w:val="444A52"/>
+          <w:sz w:val="22"/>
+        </w:rPr>
         <w:t>Pour aller plus loin</w:t>
       </w:r>
     </w:p>
